--- a/public/templates/Bon service pemium.docx
+++ b/public/templates/Bon service pemium.docx
@@ -1,199 +1,563 @@
 
 <file path=word/document.xml><?xml version="1.0" encoding="utf-8"?>
-<w:document xmlns:wpc="http://schemas.microsoft.com/office/word/2010/wordprocessingCanvas" xmlns:cx="http://schemas.microsoft.com/office/drawing/2014/chartex" xmlns:mc="http://schemas.openxmlformats.org/markup-compatibility/2006" xmlns:o="urn:schemas-microsoft-com:office:office" xmlns:r="http://schemas.openxmlformats.org/officeDocument/2006/relationships" xmlns:m="http://schemas.openxmlformats.org/officeDocument/2006/math" xmlns:v="urn:schemas-microsoft-com:vml" xmlns:wp14="http://schemas.microsoft.com/office/word/2010/wordprocessingDrawing" xmlns:wp="http://schemas.openxmlformats.org/drawingml/2006/wordprocessingDrawing" xmlns:w10="urn:schemas-microsoft-com:office:word" xmlns:w="http://schemas.openxmlformats.org/wordprocessingml/2006/main" xmlns:w14="http://schemas.microsoft.com/office/word/2010/wordml" xmlns:w15="http://schemas.microsoft.com/office/word/2012/wordml" xmlns:w16se="http://schemas.microsoft.com/office/word/2015/wordml/symex" xmlns:wpg="http://schemas.microsoft.com/office/word/2010/wordprocessingGroup" xmlns:wpi="http://schemas.microsoft.com/office/word/2010/wordprocessingInk" xmlns:wne="http://schemas.microsoft.com/office/word/2006/wordml" xmlns:wps="http://schemas.microsoft.com/office/word/2010/wordprocessingShape" mc:Ignorable="w14 w15 w16se wp14">
+<w:document xmlns:w="http://schemas.openxmlformats.org/wordprocessingml/2006/main">
   <w:body>
     <w:p>
       <w:pPr>
         <w:jc w:val="center"/>
-        <w:rPr>
-          <w:b/>
-          <w:sz w:val="36"/>
-          <w:szCs w:val="36"/>
-        </w:rPr>
-      </w:pPr>
-    </w:p>
-    <w:p>
-      <w:pPr>
-        <w:jc w:val="center"/>
-        <w:rPr>
-          <w:b/>
-          <w:sz w:val="44"/>
-          <w:szCs w:val="44"/>
-        </w:rPr>
+        <w:spacing w:after="120"/>
       </w:pPr>
       <w:r>
         <w:rPr>
+          <w:rFonts w:ascii="Arial" w:hAnsi="Arial"/>
+          <w:sz w:val="21"/>
           <w:b/>
-          <w:sz w:val="44"/>
-          <w:szCs w:val="44"/>
+          <w:color w:val="234F7C"/>
+          <w:sz w:val="22"/>
         </w:rPr>
-        <w:t>Bon de versement « Service Premium »</w:t>
-      </w:r>
-    </w:p>
-    <w:p/>
-    <w:p>
-      <w:pPr>
-        <w:tabs>
-          <w:tab w:val="left" w:pos="1165"/>
-        </w:tabs>
-        <w:rPr>
-          <w:b/>
-        </w:rPr>
-      </w:pPr>
-    </w:p>
-    <w:p>
-      <w:r>
-        <w:t xml:space="preserve">Nom du client : </w:t>
-      </w:r>
-      <w:proofErr w:type="spellStart"/>
-      <w:r>
-        <w:t>Mrah</w:t>
-      </w:r>
-      <w:proofErr w:type="spellEnd"/>
-      <w:r>
-        <w:t xml:space="preserve"> </w:t>
-      </w:r>
-      <w:proofErr w:type="spellStart"/>
-      <w:r>
-        <w:t>Abd</w:t>
-      </w:r>
-      <w:proofErr w:type="spellEnd"/>
-      <w:r>
-        <w:t xml:space="preserve"> El Malek </w:t>
+        <w:t xml:space="preserve">PYRAMIDE IMMOBILIER</w:t>
       </w:r>
     </w:p>
     <w:p>
+      <w:pPr>
+        <w:jc w:val="center"/>
+        <w:spacing w:before="120" w:after="240"/>
+        <w:spacing w:after="120"/>
+      </w:pPr>
       <w:r>
-        <w:t xml:space="preserve">Type de bien </w:t>
-      </w:r>
-      <w:r>
-        <w:t>sponsoriser :</w:t>
-      </w:r>
-      <w:r>
-        <w:t xml:space="preserve"> Maison à Fernand Ville</w:t>
+        <w:rPr>
+          <w:rFonts w:ascii="Arial" w:hAnsi="Arial"/>
+          <w:sz w:val="21"/>
+          <w:b/>
+          <w:sz w:val="32"/>
+        </w:rPr>
+        <w:t xml:space="preserve">Bon de service premium</w:t>
       </w:r>
     </w:p>
-    <w:p/>
-    <w:p/>
+    <w:p>
+      <w:pPr>
+        <w:jc w:val="both"/>
+        <w:spacing w:after="120"/>
+      </w:pPr>
+      <w:r>
+        <w:rPr>
+          <w:rFonts w:ascii="Arial" w:hAnsi="Arial"/>
+          <w:sz w:val="21"/>
+        </w:rPr>
+        <w:t xml:space="preserve">Ce bon récapitule les prestations premium commandées par le client et leur période de validité.</w:t>
+      </w:r>
+    </w:p>
     <w:tbl>
       <w:tblPr>
-        <w:tblStyle w:val="Grilledutableau"/>
-        <w:tblW w:w="0" w:type="auto"/>
-        <w:tblLook w:val="04A0" w:firstRow="1" w:lastRow="0" w:firstColumn="1" w:lastColumn="0" w:noHBand="0" w:noVBand="1"/>
+        <w:tblW w:w="9700" w:type="dxa"/>
+        <w:tblLayout w:type="fixed"/>
+        <w:tblBorders>
+          <w:top w:val="single" w:sz="4" w:color="D9D9D9"/>
+          <w:left w:val="single" w:sz="4" w:color="D9D9D9"/>
+          <w:bottom w:val="single" w:sz="4" w:color="D9D9D9"/>
+          <w:right w:val="single" w:sz="4" w:color="D9D9D9"/>
+          <w:insideH w:val="single" w:sz="4" w:color="D9D9D9"/>
+          <w:insideV w:val="single" w:sz="4" w:color="D9D9D9"/>
+        </w:tblBorders>
       </w:tblPr>
       <w:tblGrid>
-        <w:gridCol w:w="5240"/>
-        <w:gridCol w:w="3686"/>
+        <w:gridCol w:w="3200"/>
+        <w:gridCol w:w="6500"/>
       </w:tblGrid>
       <w:tr>
-        <w:trPr>
-          <w:trHeight w:val="383"/>
-        </w:trPr>
         <w:tc>
           <w:tcPr>
-            <w:tcW w:w="5240" w:type="dxa"/>
+            <w:tcW w:w="3200" w:type="dxa"/>
+            <w:tcMar>
+              <w:top w:w="100" w:type="dxa"/>
+              <w:left w:w="120" w:type="dxa"/>
+              <w:bottom w:w="100" w:type="dxa"/>
+              <w:right w:w="120" w:type="dxa"/>
+            </w:tcMar>
+            <w:vAlign w:val="center"/>
           </w:tcPr>
           <w:p>
             <w:pPr>
-              <w:jc w:val="center"/>
+              <w:spacing w:after="120"/>
             </w:pPr>
             <w:r>
-              <w:t>Service</w:t>
+              <w:rPr>
+                <w:rFonts w:ascii="Arial" w:hAnsi="Arial"/>
+                <w:sz w:val="21"/>
+                <w:b/>
+              </w:rPr>
+              <w:t xml:space="preserve">Numéro de service</w:t>
             </w:r>
           </w:p>
         </w:tc>
         <w:tc>
           <w:tcPr>
-            <w:tcW w:w="3686" w:type="dxa"/>
+            <w:tcW w:w="6500" w:type="dxa"/>
+            <w:tcMar>
+              <w:top w:w="100" w:type="dxa"/>
+              <w:left w:w="120" w:type="dxa"/>
+              <w:bottom w:w="100" w:type="dxa"/>
+              <w:right w:w="120" w:type="dxa"/>
+            </w:tcMar>
+            <w:vAlign w:val="center"/>
           </w:tcPr>
           <w:p>
             <w:pPr>
-              <w:jc w:val="center"/>
+              <w:spacing w:after="120"/>
             </w:pPr>
             <w:r>
-              <w:t>Montant</w:t>
+              <w:rPr>
+                <w:rFonts w:ascii="Arial" w:hAnsi="Arial"/>
+                <w:sz w:val="21"/>
+              </w:rPr>
+              <w:t xml:space="preserve">{{SERVICE_NUMBER}}</w:t>
             </w:r>
           </w:p>
         </w:tc>
       </w:tr>
       <w:tr>
-        <w:trPr>
-          <w:trHeight w:val="358"/>
-        </w:trPr>
         <w:tc>
           <w:tcPr>
-            <w:tcW w:w="5240" w:type="dxa"/>
+            <w:tcW w:w="3200" w:type="dxa"/>
+            <w:tcMar>
+              <w:top w:w="100" w:type="dxa"/>
+              <w:left w:w="120" w:type="dxa"/>
+              <w:bottom w:w="100" w:type="dxa"/>
+              <w:right w:w="120" w:type="dxa"/>
+            </w:tcMar>
+            <w:vAlign w:val="center"/>
           </w:tcPr>
           <w:p>
             <w:pPr>
-              <w:jc w:val="center"/>
+              <w:spacing w:after="120"/>
             </w:pPr>
             <w:r>
-              <w:t>Service Premium ( Sponsoring)</w:t>
+              <w:rPr>
+                <w:rFonts w:ascii="Arial" w:hAnsi="Arial"/>
+                <w:sz w:val="21"/>
+                <w:b/>
+              </w:rPr>
+              <w:t xml:space="preserve">Date</w:t>
             </w:r>
           </w:p>
         </w:tc>
         <w:tc>
           <w:tcPr>
-            <w:tcW w:w="3686" w:type="dxa"/>
+            <w:tcW w:w="6500" w:type="dxa"/>
+            <w:tcMar>
+              <w:top w:w="100" w:type="dxa"/>
+              <w:left w:w="120" w:type="dxa"/>
+              <w:bottom w:w="100" w:type="dxa"/>
+              <w:right w:w="120" w:type="dxa"/>
+            </w:tcMar>
+            <w:vAlign w:val="center"/>
           </w:tcPr>
           <w:p>
             <w:pPr>
-              <w:jc w:val="center"/>
+              <w:spacing w:after="120"/>
             </w:pPr>
             <w:r>
-              <w:t>15000</w:t>
+              <w:rPr>
+                <w:rFonts w:ascii="Arial" w:hAnsi="Arial"/>
+                <w:sz w:val="21"/>
+              </w:rPr>
+              <w:t xml:space="preserve">{{DATE}}</w:t>
             </w:r>
+          </w:p>
+        </w:tc>
+      </w:tr>
+      <w:tr>
+        <w:tc>
+          <w:tcPr>
+            <w:tcW w:w="3200" w:type="dxa"/>
+            <w:tcMar>
+              <w:top w:w="100" w:type="dxa"/>
+              <w:left w:w="120" w:type="dxa"/>
+              <w:bottom w:w="100" w:type="dxa"/>
+              <w:right w:w="120" w:type="dxa"/>
+            </w:tcMar>
+            <w:vAlign w:val="center"/>
+          </w:tcPr>
+          <w:p>
+            <w:pPr>
+              <w:spacing w:after="120"/>
+            </w:pPr>
             <w:r>
-              <w:t xml:space="preserve"> DA</w:t>
+              <w:rPr>
+                <w:rFonts w:ascii="Arial" w:hAnsi="Arial"/>
+                <w:sz w:val="21"/>
+                <w:b/>
+              </w:rPr>
+              <w:t xml:space="preserve">Client</w:t>
+            </w:r>
+          </w:p>
+        </w:tc>
+        <w:tc>
+          <w:tcPr>
+            <w:tcW w:w="6500" w:type="dxa"/>
+            <w:tcMar>
+              <w:top w:w="100" w:type="dxa"/>
+              <w:left w:w="120" w:type="dxa"/>
+              <w:bottom w:w="100" w:type="dxa"/>
+              <w:right w:w="120" w:type="dxa"/>
+            </w:tcMar>
+            <w:vAlign w:val="center"/>
+          </w:tcPr>
+          <w:p>
+            <w:pPr>
+              <w:spacing w:after="120"/>
+            </w:pPr>
+            <w:r>
+              <w:rPr>
+                <w:rFonts w:ascii="Arial" w:hAnsi="Arial"/>
+                <w:sz w:val="21"/>
+              </w:rPr>
+              <w:t xml:space="preserve">{{CLIENT_NAME}}</w:t>
+            </w:r>
+          </w:p>
+        </w:tc>
+      </w:tr>
+      <w:tr>
+        <w:tc>
+          <w:tcPr>
+            <w:tcW w:w="3200" w:type="dxa"/>
+            <w:tcMar>
+              <w:top w:w="100" w:type="dxa"/>
+              <w:left w:w="120" w:type="dxa"/>
+              <w:bottom w:w="100" w:type="dxa"/>
+              <w:right w:w="120" w:type="dxa"/>
+            </w:tcMar>
+            <w:vAlign w:val="center"/>
+          </w:tcPr>
+          <w:p>
+            <w:pPr>
+              <w:spacing w:after="120"/>
+            </w:pPr>
+            <w:r>
+              <w:rPr>
+                <w:rFonts w:ascii="Arial" w:hAnsi="Arial"/>
+                <w:sz w:val="21"/>
+                <w:b/>
+              </w:rPr>
+              <w:t xml:space="preserve">Adresse du bien</w:t>
+            </w:r>
+          </w:p>
+        </w:tc>
+        <w:tc>
+          <w:tcPr>
+            <w:tcW w:w="6500" w:type="dxa"/>
+            <w:tcMar>
+              <w:top w:w="100" w:type="dxa"/>
+              <w:left w:w="120" w:type="dxa"/>
+              <w:bottom w:w="100" w:type="dxa"/>
+              <w:right w:w="120" w:type="dxa"/>
+            </w:tcMar>
+            <w:vAlign w:val="center"/>
+          </w:tcPr>
+          <w:p>
+            <w:pPr>
+              <w:spacing w:after="120"/>
+            </w:pPr>
+            <w:r>
+              <w:rPr>
+                <w:rFonts w:ascii="Arial" w:hAnsi="Arial"/>
+                <w:sz w:val="21"/>
+              </w:rPr>
+              <w:t xml:space="preserve">{{PROPERTY_ADDRESS}}</w:t>
+            </w:r>
+          </w:p>
+        </w:tc>
+      </w:tr>
+      <w:tr>
+        <w:tc>
+          <w:tcPr>
+            <w:tcW w:w="3200" w:type="dxa"/>
+            <w:tcMar>
+              <w:top w:w="100" w:type="dxa"/>
+              <w:left w:w="120" w:type="dxa"/>
+              <w:bottom w:w="100" w:type="dxa"/>
+              <w:right w:w="120" w:type="dxa"/>
+            </w:tcMar>
+            <w:vAlign w:val="center"/>
+          </w:tcPr>
+          <w:p>
+            <w:pPr>
+              <w:spacing w:after="120"/>
+            </w:pPr>
+            <w:r>
+              <w:rPr>
+                <w:rFonts w:ascii="Arial" w:hAnsi="Arial"/>
+                <w:sz w:val="21"/>
+                <w:b/>
+              </w:rPr>
+              <w:t xml:space="preserve">Services inclus</w:t>
+            </w:r>
+          </w:p>
+        </w:tc>
+        <w:tc>
+          <w:tcPr>
+            <w:tcW w:w="6500" w:type="dxa"/>
+            <w:tcMar>
+              <w:top w:w="100" w:type="dxa"/>
+              <w:left w:w="120" w:type="dxa"/>
+              <w:bottom w:w="100" w:type="dxa"/>
+              <w:right w:w="120" w:type="dxa"/>
+            </w:tcMar>
+            <w:vAlign w:val="center"/>
+          </w:tcPr>
+          <w:p>
+            <w:pPr>
+              <w:spacing w:after="120"/>
+            </w:pPr>
+            <w:r>
+              <w:rPr>
+                <w:rFonts w:ascii="Arial" w:hAnsi="Arial"/>
+                <w:sz w:val="21"/>
+              </w:rPr>
+              <w:t xml:space="preserve">{{SERVICES}}</w:t>
+            </w:r>
+          </w:p>
+        </w:tc>
+      </w:tr>
+      <w:tr>
+        <w:tc>
+          <w:tcPr>
+            <w:tcW w:w="3200" w:type="dxa"/>
+            <w:tcMar>
+              <w:top w:w="100" w:type="dxa"/>
+              <w:left w:w="120" w:type="dxa"/>
+              <w:bottom w:w="100" w:type="dxa"/>
+              <w:right w:w="120" w:type="dxa"/>
+            </w:tcMar>
+            <w:vAlign w:val="center"/>
+          </w:tcPr>
+          <w:p>
+            <w:pPr>
+              <w:spacing w:after="120"/>
+            </w:pPr>
+            <w:r>
+              <w:rPr>
+                <w:rFonts w:ascii="Arial" w:hAnsi="Arial"/>
+                <w:sz w:val="21"/>
+                <w:b/>
+              </w:rPr>
+              <w:t xml:space="preserve">Montant</w:t>
+            </w:r>
+          </w:p>
+        </w:tc>
+        <w:tc>
+          <w:tcPr>
+            <w:tcW w:w="6500" w:type="dxa"/>
+            <w:tcMar>
+              <w:top w:w="100" w:type="dxa"/>
+              <w:left w:w="120" w:type="dxa"/>
+              <w:bottom w:w="100" w:type="dxa"/>
+              <w:right w:w="120" w:type="dxa"/>
+            </w:tcMar>
+            <w:vAlign w:val="center"/>
+          </w:tcPr>
+          <w:p>
+            <w:pPr>
+              <w:spacing w:after="120"/>
+            </w:pPr>
+            <w:r>
+              <w:rPr>
+                <w:rFonts w:ascii="Arial" w:hAnsi="Arial"/>
+                <w:sz w:val="21"/>
+              </w:rPr>
+              <w:t xml:space="preserve">{{AMOUNT}} DA</w:t>
+            </w:r>
+          </w:p>
+        </w:tc>
+      </w:tr>
+      <w:tr>
+        <w:tc>
+          <w:tcPr>
+            <w:tcW w:w="3200" w:type="dxa"/>
+            <w:tcMar>
+              <w:top w:w="100" w:type="dxa"/>
+              <w:left w:w="120" w:type="dxa"/>
+              <w:bottom w:w="100" w:type="dxa"/>
+              <w:right w:w="120" w:type="dxa"/>
+            </w:tcMar>
+            <w:vAlign w:val="center"/>
+          </w:tcPr>
+          <w:p>
+            <w:pPr>
+              <w:spacing w:after="120"/>
+            </w:pPr>
+            <w:r>
+              <w:rPr>
+                <w:rFonts w:ascii="Arial" w:hAnsi="Arial"/>
+                <w:sz w:val="21"/>
+                <w:b/>
+              </w:rPr>
+              <w:t xml:space="preserve">Période de validité</w:t>
+            </w:r>
+          </w:p>
+        </w:tc>
+        <w:tc>
+          <w:tcPr>
+            <w:tcW w:w="6500" w:type="dxa"/>
+            <w:tcMar>
+              <w:top w:w="100" w:type="dxa"/>
+              <w:left w:w="120" w:type="dxa"/>
+              <w:bottom w:w="100" w:type="dxa"/>
+              <w:right w:w="120" w:type="dxa"/>
+            </w:tcMar>
+            <w:vAlign w:val="center"/>
+          </w:tcPr>
+          <w:p>
+            <w:pPr>
+              <w:spacing w:after="120"/>
+            </w:pPr>
+            <w:r>
+              <w:rPr>
+                <w:rFonts w:ascii="Arial" w:hAnsi="Arial"/>
+                <w:sz w:val="21"/>
+              </w:rPr>
+              <w:t xml:space="preserve">{{VALIDITY}}</w:t>
+            </w:r>
+          </w:p>
+        </w:tc>
+      </w:tr>
+      <w:tr>
+        <w:tc>
+          <w:tcPr>
+            <w:tcW w:w="3200" w:type="dxa"/>
+            <w:tcMar>
+              <w:top w:w="100" w:type="dxa"/>
+              <w:left w:w="120" w:type="dxa"/>
+              <w:bottom w:w="100" w:type="dxa"/>
+              <w:right w:w="120" w:type="dxa"/>
+            </w:tcMar>
+            <w:vAlign w:val="center"/>
+          </w:tcPr>
+          <w:p>
+            <w:pPr>
+              <w:spacing w:after="120"/>
+            </w:pPr>
+            <w:r>
+              <w:rPr>
+                <w:rFonts w:ascii="Arial" w:hAnsi="Arial"/>
+                <w:sz w:val="21"/>
+                <w:b/>
+              </w:rPr>
+              <w:t xml:space="preserve">Agent responsable</w:t>
+            </w:r>
+          </w:p>
+        </w:tc>
+        <w:tc>
+          <w:tcPr>
+            <w:tcW w:w="6500" w:type="dxa"/>
+            <w:tcMar>
+              <w:top w:w="100" w:type="dxa"/>
+              <w:left w:w="120" w:type="dxa"/>
+              <w:bottom w:w="100" w:type="dxa"/>
+              <w:right w:w="120" w:type="dxa"/>
+            </w:tcMar>
+            <w:vAlign w:val="center"/>
+          </w:tcPr>
+          <w:p>
+            <w:pPr>
+              <w:spacing w:after="120"/>
+            </w:pPr>
+            <w:r>
+              <w:rPr>
+                <w:rFonts w:ascii="Arial" w:hAnsi="Arial"/>
+                <w:sz w:val="21"/>
+              </w:rPr>
+              <w:t xml:space="preserve">{{AGENT_NAME}}</w:t>
             </w:r>
           </w:p>
         </w:tc>
       </w:tr>
     </w:tbl>
-    <w:p/>
-    <w:p/>
     <w:p>
-      <w:bookmarkStart w:id="0" w:name="_GoBack"/>
-      <w:bookmarkEnd w:id="0"/>
+      <w:pPr>
+        <w:spacing w:after="120"/>
+      </w:pPr>
       <w:r>
         <w:rPr>
-          <w:b/>
+          <w:rFonts w:ascii="Arial" w:hAnsi="Arial"/>
+          <w:sz w:val="21"/>
         </w:rPr>
-        <w:t>Mode de Paiement :</w:t>
-      </w:r>
-      <w:r>
-        <w:t xml:space="preserve"> Cash </w:t>
+        <w:t xml:space="preserve"/>
       </w:r>
     </w:p>
-    <w:p/>
-    <w:p>
-      <w:pPr>
-        <w:rPr>
-          <w:b/>
-        </w:rPr>
-      </w:pPr>
-      <w:r>
-        <w:rPr>
-          <w:b/>
-        </w:rPr>
-        <w:t>Signature du Gérant                                                                                                       Signature du Client</w:t>
-      </w:r>
-    </w:p>
-    <w:p/>
+    <w:tbl>
+      <w:tblPr>
+        <w:tblW w:w="9700" w:type="dxa"/>
+      </w:tblPr>
+      <w:tblGrid>
+        <w:gridCol w:w="4850"/>
+        <w:gridCol w:w="4850"/>
+      </w:tblGrid>
+      <w:tr>
+        <w:tc>
+          <w:tcPr>
+            <w:tcW w:w="4850" w:type="dxa"/>
+            <w:tcMar>
+              <w:top w:w="100" w:type="dxa"/>
+              <w:left w:w="120" w:type="dxa"/>
+              <w:bottom w:w="100" w:type="dxa"/>
+              <w:right w:w="120" w:type="dxa"/>
+            </w:tcMar>
+            <w:vAlign w:val="center"/>
+          </w:tcPr>
+          <w:p>
+            <w:pPr>
+              <w:spacing w:after="120"/>
+            </w:pPr>
+            <w:r>
+              <w:rPr>
+                <w:rFonts w:ascii="Arial" w:hAnsi="Arial"/>
+                <w:sz w:val="21"/>
+                <w:b/>
+              </w:rPr>
+              <w:t xml:space="preserve">Signature du client ou cocontractant
+</w:t>
+            </w:r>
+          </w:p>
+        </w:tc>
+        <w:tc>
+          <w:tcPr>
+            <w:tcW w:w="4850" w:type="dxa"/>
+            <w:tcMar>
+              <w:top w:w="100" w:type="dxa"/>
+              <w:left w:w="120" w:type="dxa"/>
+              <w:bottom w:w="100" w:type="dxa"/>
+              <w:right w:w="120" w:type="dxa"/>
+            </w:tcMar>
+            <w:vAlign w:val="center"/>
+          </w:tcPr>
+          <w:p>
+            <w:pPr>
+              <w:spacing w:after="120"/>
+            </w:pPr>
+            <w:r>
+              <w:rPr>
+                <w:rFonts w:ascii="Arial" w:hAnsi="Arial"/>
+                <w:sz w:val="21"/>
+                <w:b/>
+              </w:rPr>
+              <w:t xml:space="preserve">Cachet et signature de l’agence
+</w:t>
+            </w:r>
+          </w:p>
+        </w:tc>
+      </w:tr>
+    </w:tbl>
     <w:sectPr>
-      <w:headerReference w:type="default" r:id="rId6"/>
-      <w:pgSz w:w="11906" w:h="16838"/>
-      <w:pgMar w:top="1417" w:right="1417" w:bottom="1417" w:left="1417" w:header="708" w:footer="708" w:gutter="0"/>
-      <w:cols w:space="708"/>
-      <w:docGrid w:linePitch="360"/>
+      <w:pgSz w:w="12240" w:h="15840"/>
+      <w:pgMar w:top="1020" w:right="1134" w:bottom="1020" w:left="1134" w:header="720" w:footer="720" w:gutter="0"/>
     </w:sectPr>
   </w:body>
 </w:document>
 </file>
 
 <file path=word/endnotes.xml><?xml version="1.0" encoding="utf-8"?>
-<w:endnotes xmlns:wpc="http://schemas.microsoft.com/office/word/2010/wordprocessingCanvas" xmlns:cx="http://schemas.microsoft.com/office/drawing/2014/chartex" xmlns:mc="http://schemas.openxmlformats.org/markup-compatibility/2006" xmlns:o="urn:schemas-microsoft-com:office:office" xmlns:r="http://schemas.openxmlformats.org/officeDocument/2006/relationships" xmlns:m="http://schemas.openxmlformats.org/officeDocument/2006/math" xmlns:v="urn:schemas-microsoft-com:vml" xmlns:wp14="http://schemas.microsoft.com/office/word/2010/wordprocessingDrawing" xmlns:wp="http://schemas.openxmlformats.org/drawingml/2006/wordprocessingDrawing" xmlns:w10="urn:schemas-microsoft-com:office:word" xmlns:w="http://schemas.openxmlformats.org/wordprocessingml/2006/main" xmlns:w14="http://schemas.microsoft.com/office/word/2010/wordml" xmlns:w15="http://schemas.microsoft.com/office/word/2012/wordml" xmlns:w16se="http://schemas.microsoft.com/office/word/2015/wordml/symex" xmlns:wpg="http://schemas.microsoft.com/office/word/2010/wordprocessingGroup" xmlns:wpi="http://schemas.microsoft.com/office/word/2010/wordprocessingInk" xmlns:wne="http://schemas.microsoft.com/office/word/2006/wordml" xmlns:wps="http://schemas.microsoft.com/office/word/2010/wordprocessingShape" mc:Ignorable="w14 w15 w16se wp14">
+<w:endnotes xmlns:wpc="http://schemas.microsoft.com/office/word/2010/wordprocessingCanvas" xmlns:cx="http://schemas.microsoft.com/office/drawing/2014/chartex" xmlns:cx1="http://schemas.microsoft.com/office/drawing/2015/9/8/chartex" xmlns:cx2="http://schemas.microsoft.com/office/drawing/2015/10/21/chartex" xmlns:cx3="http://schemas.microsoft.com/office/drawing/2016/5/9/chartex" xmlns:cx4="http://schemas.microsoft.com/office/drawing/2016/5/10/chartex" xmlns:cx5="http://schemas.microsoft.com/office/drawing/2016/5/11/chartex" xmlns:cx6="http://schemas.microsoft.com/office/drawing/2016/5/12/chartex" xmlns:cx7="http://schemas.microsoft.com/office/drawing/2016/5/13/chartex" xmlns:cx8="http://schemas.microsoft.com/office/drawing/2016/5/14/chartex" xmlns:mc="http://schemas.openxmlformats.org/markup-compatibility/2006" xmlns:aink="http://schemas.microsoft.com/office/drawing/2016/ink" xmlns:am3d="http://schemas.microsoft.com/office/drawing/2017/model3d" xmlns:o="urn:schemas-microsoft-com:office:office" xmlns:oel="http://schemas.microsoft.com/office/2019/extlst" xmlns:r="http://schemas.openxmlformats.org/officeDocument/2006/relationships" xmlns:m="http://schemas.openxmlformats.org/officeDocument/2006/math" xmlns:v="urn:schemas-microsoft-com:vml" xmlns:wp14="http://schemas.microsoft.com/office/word/2010/wordprocessingDrawing" xmlns:wp="http://schemas.openxmlformats.org/drawingml/2006/wordprocessingDrawing" xmlns:w10="urn:schemas-microsoft-com:office:word" xmlns:w="http://schemas.openxmlformats.org/wordprocessingml/2006/main" xmlns:w14="http://schemas.microsoft.com/office/word/2010/wordml" xmlns:w15="http://schemas.microsoft.com/office/word/2012/wordml" xmlns:w16cex="http://schemas.microsoft.com/office/word/2018/wordml/cex" xmlns:w16cid="http://schemas.microsoft.com/office/word/2016/wordml/cid" xmlns:w16="http://schemas.microsoft.com/office/word/2018/wordml" xmlns:w16du="http://schemas.microsoft.com/office/word/2023/wordml/word16du" xmlns:w16sdtdh="http://schemas.microsoft.com/office/word/2020/wordml/sdtdatahash" xmlns:w16sdtfl="http://schemas.microsoft.com/office/word/2024/wordml/sdtformatlock" xmlns:w16se="http://schemas.microsoft.com/office/word/2015/wordml/symex" xmlns:wpg="http://schemas.microsoft.com/office/word/2010/wordprocessingGroup" xmlns:wpi="http://schemas.microsoft.com/office/word/2010/wordprocessingInk" xmlns:wne="http://schemas.microsoft.com/office/word/2006/wordml" xmlns:wps="http://schemas.microsoft.com/office/word/2010/wordprocessingShape" mc:Ignorable="w14 w15 w16se w16cid w16 w16cex w16sdtdh w16sdtfl w16du wp14">
   <w:endnote w:type="separator" w:id="-1">
     <w:p>
       <w:pPr>
@@ -217,8 +581,38 @@
 </w:endnotes>
 </file>
 
+<file path=word/footer1.xml><?xml version="1.0" encoding="utf-8"?>
+<w:ftr xmlns:wpc="http://schemas.microsoft.com/office/word/2010/wordprocessingCanvas" xmlns:cx="http://schemas.microsoft.com/office/drawing/2014/chartex" xmlns:cx1="http://schemas.microsoft.com/office/drawing/2015/9/8/chartex" xmlns:cx2="http://schemas.microsoft.com/office/drawing/2015/10/21/chartex" xmlns:cx3="http://schemas.microsoft.com/office/drawing/2016/5/9/chartex" xmlns:cx4="http://schemas.microsoft.com/office/drawing/2016/5/10/chartex" xmlns:cx5="http://schemas.microsoft.com/office/drawing/2016/5/11/chartex" xmlns:cx6="http://schemas.microsoft.com/office/drawing/2016/5/12/chartex" xmlns:cx7="http://schemas.microsoft.com/office/drawing/2016/5/13/chartex" xmlns:cx8="http://schemas.microsoft.com/office/drawing/2016/5/14/chartex" xmlns:mc="http://schemas.openxmlformats.org/markup-compatibility/2006" xmlns:aink="http://schemas.microsoft.com/office/drawing/2016/ink" xmlns:am3d="http://schemas.microsoft.com/office/drawing/2017/model3d" xmlns:o="urn:schemas-microsoft-com:office:office" xmlns:oel="http://schemas.microsoft.com/office/2019/extlst" xmlns:r="http://schemas.openxmlformats.org/officeDocument/2006/relationships" xmlns:m="http://schemas.openxmlformats.org/officeDocument/2006/math" xmlns:v="urn:schemas-microsoft-com:vml" xmlns:wp14="http://schemas.microsoft.com/office/word/2010/wordprocessingDrawing" xmlns:wp="http://schemas.openxmlformats.org/drawingml/2006/wordprocessingDrawing" xmlns:w10="urn:schemas-microsoft-com:office:word" xmlns:w="http://schemas.openxmlformats.org/wordprocessingml/2006/main" xmlns:w14="http://schemas.microsoft.com/office/word/2010/wordml" xmlns:w15="http://schemas.microsoft.com/office/word/2012/wordml" xmlns:w16cex="http://schemas.microsoft.com/office/word/2018/wordml/cex" xmlns:w16cid="http://schemas.microsoft.com/office/word/2016/wordml/cid" xmlns:w16="http://schemas.microsoft.com/office/word/2018/wordml" xmlns:w16du="http://schemas.microsoft.com/office/word/2023/wordml/word16du" xmlns:w16sdtdh="http://schemas.microsoft.com/office/word/2020/wordml/sdtdatahash" xmlns:w16sdtfl="http://schemas.microsoft.com/office/word/2024/wordml/sdtformatlock" xmlns:w16se="http://schemas.microsoft.com/office/word/2015/wordml/symex" xmlns:wpg="http://schemas.microsoft.com/office/word/2010/wordprocessingGroup" xmlns:wpi="http://schemas.microsoft.com/office/word/2010/wordprocessingInk" xmlns:wne="http://schemas.microsoft.com/office/word/2006/wordml" xmlns:wps="http://schemas.microsoft.com/office/word/2010/wordprocessingShape" mc:Ignorable="w14 w15 w16se w16cid w16 w16cex w16sdtdh w16sdtfl w16du wp14">
+  <w:p>
+    <w:pPr>
+      <w:pStyle w:val="Pieddepage"/>
+    </w:pPr>
+  </w:p>
+</w:ftr>
+</file>
+
+<file path=word/footer2.xml><?xml version="1.0" encoding="utf-8"?>
+<w:ftr xmlns:wpc="http://schemas.microsoft.com/office/word/2010/wordprocessingCanvas" xmlns:cx="http://schemas.microsoft.com/office/drawing/2014/chartex" xmlns:cx1="http://schemas.microsoft.com/office/drawing/2015/9/8/chartex" xmlns:cx2="http://schemas.microsoft.com/office/drawing/2015/10/21/chartex" xmlns:cx3="http://schemas.microsoft.com/office/drawing/2016/5/9/chartex" xmlns:cx4="http://schemas.microsoft.com/office/drawing/2016/5/10/chartex" xmlns:cx5="http://schemas.microsoft.com/office/drawing/2016/5/11/chartex" xmlns:cx6="http://schemas.microsoft.com/office/drawing/2016/5/12/chartex" xmlns:cx7="http://schemas.microsoft.com/office/drawing/2016/5/13/chartex" xmlns:cx8="http://schemas.microsoft.com/office/drawing/2016/5/14/chartex" xmlns:mc="http://schemas.openxmlformats.org/markup-compatibility/2006" xmlns:aink="http://schemas.microsoft.com/office/drawing/2016/ink" xmlns:am3d="http://schemas.microsoft.com/office/drawing/2017/model3d" xmlns:o="urn:schemas-microsoft-com:office:office" xmlns:oel="http://schemas.microsoft.com/office/2019/extlst" xmlns:r="http://schemas.openxmlformats.org/officeDocument/2006/relationships" xmlns:m="http://schemas.openxmlformats.org/officeDocument/2006/math" xmlns:v="urn:schemas-microsoft-com:vml" xmlns:wp14="http://schemas.microsoft.com/office/word/2010/wordprocessingDrawing" xmlns:wp="http://schemas.openxmlformats.org/drawingml/2006/wordprocessingDrawing" xmlns:w10="urn:schemas-microsoft-com:office:word" xmlns:w="http://schemas.openxmlformats.org/wordprocessingml/2006/main" xmlns:w14="http://schemas.microsoft.com/office/word/2010/wordml" xmlns:w15="http://schemas.microsoft.com/office/word/2012/wordml" xmlns:w16cex="http://schemas.microsoft.com/office/word/2018/wordml/cex" xmlns:w16cid="http://schemas.microsoft.com/office/word/2016/wordml/cid" xmlns:w16="http://schemas.microsoft.com/office/word/2018/wordml" xmlns:w16du="http://schemas.microsoft.com/office/word/2023/wordml/word16du" xmlns:w16sdtdh="http://schemas.microsoft.com/office/word/2020/wordml/sdtdatahash" xmlns:w16sdtfl="http://schemas.microsoft.com/office/word/2024/wordml/sdtformatlock" xmlns:w16se="http://schemas.microsoft.com/office/word/2015/wordml/symex" xmlns:wpg="http://schemas.microsoft.com/office/word/2010/wordprocessingGroup" xmlns:wpi="http://schemas.microsoft.com/office/word/2010/wordprocessingInk" xmlns:wne="http://schemas.microsoft.com/office/word/2006/wordml" xmlns:wps="http://schemas.microsoft.com/office/word/2010/wordprocessingShape" mc:Ignorable="w14 w15 w16se w16cid w16 w16cex w16sdtdh w16sdtfl w16du wp14">
+  <w:p>
+    <w:pPr>
+      <w:pStyle w:val="Pieddepage"/>
+    </w:pPr>
+  </w:p>
+</w:ftr>
+</file>
+
+<file path=word/footer3.xml><?xml version="1.0" encoding="utf-8"?>
+<w:ftr xmlns:wpc="http://schemas.microsoft.com/office/word/2010/wordprocessingCanvas" xmlns:cx="http://schemas.microsoft.com/office/drawing/2014/chartex" xmlns:cx1="http://schemas.microsoft.com/office/drawing/2015/9/8/chartex" xmlns:cx2="http://schemas.microsoft.com/office/drawing/2015/10/21/chartex" xmlns:cx3="http://schemas.microsoft.com/office/drawing/2016/5/9/chartex" xmlns:cx4="http://schemas.microsoft.com/office/drawing/2016/5/10/chartex" xmlns:cx5="http://schemas.microsoft.com/office/drawing/2016/5/11/chartex" xmlns:cx6="http://schemas.microsoft.com/office/drawing/2016/5/12/chartex" xmlns:cx7="http://schemas.microsoft.com/office/drawing/2016/5/13/chartex" xmlns:cx8="http://schemas.microsoft.com/office/drawing/2016/5/14/chartex" xmlns:mc="http://schemas.openxmlformats.org/markup-compatibility/2006" xmlns:aink="http://schemas.microsoft.com/office/drawing/2016/ink" xmlns:am3d="http://schemas.microsoft.com/office/drawing/2017/model3d" xmlns:o="urn:schemas-microsoft-com:office:office" xmlns:oel="http://schemas.microsoft.com/office/2019/extlst" xmlns:r="http://schemas.openxmlformats.org/officeDocument/2006/relationships" xmlns:m="http://schemas.openxmlformats.org/officeDocument/2006/math" xmlns:v="urn:schemas-microsoft-com:vml" xmlns:wp14="http://schemas.microsoft.com/office/word/2010/wordprocessingDrawing" xmlns:wp="http://schemas.openxmlformats.org/drawingml/2006/wordprocessingDrawing" xmlns:w10="urn:schemas-microsoft-com:office:word" xmlns:w="http://schemas.openxmlformats.org/wordprocessingml/2006/main" xmlns:w14="http://schemas.microsoft.com/office/word/2010/wordml" xmlns:w15="http://schemas.microsoft.com/office/word/2012/wordml" xmlns:w16cex="http://schemas.microsoft.com/office/word/2018/wordml/cex" xmlns:w16cid="http://schemas.microsoft.com/office/word/2016/wordml/cid" xmlns:w16="http://schemas.microsoft.com/office/word/2018/wordml" xmlns:w16du="http://schemas.microsoft.com/office/word/2023/wordml/word16du" xmlns:w16sdtdh="http://schemas.microsoft.com/office/word/2020/wordml/sdtdatahash" xmlns:w16sdtfl="http://schemas.microsoft.com/office/word/2024/wordml/sdtformatlock" xmlns:w16se="http://schemas.microsoft.com/office/word/2015/wordml/symex" xmlns:wpg="http://schemas.microsoft.com/office/word/2010/wordprocessingGroup" xmlns:wpi="http://schemas.microsoft.com/office/word/2010/wordprocessingInk" xmlns:wne="http://schemas.microsoft.com/office/word/2006/wordml" xmlns:wps="http://schemas.microsoft.com/office/word/2010/wordprocessingShape" mc:Ignorable="w14 w15 w16se w16cid w16 w16cex w16sdtdh w16sdtfl w16du wp14">
+  <w:p>
+    <w:pPr>
+      <w:pStyle w:val="Pieddepage"/>
+    </w:pPr>
+  </w:p>
+</w:ftr>
+</file>
+
 <file path=word/footnotes.xml><?xml version="1.0" encoding="utf-8"?>
-<w:footnotes xmlns:wpc="http://schemas.microsoft.com/office/word/2010/wordprocessingCanvas" xmlns:cx="http://schemas.microsoft.com/office/drawing/2014/chartex" xmlns:mc="http://schemas.openxmlformats.org/markup-compatibility/2006" xmlns:o="urn:schemas-microsoft-com:office:office" xmlns:r="http://schemas.openxmlformats.org/officeDocument/2006/relationships" xmlns:m="http://schemas.openxmlformats.org/officeDocument/2006/math" xmlns:v="urn:schemas-microsoft-com:vml" xmlns:wp14="http://schemas.microsoft.com/office/word/2010/wordprocessingDrawing" xmlns:wp="http://schemas.openxmlformats.org/drawingml/2006/wordprocessingDrawing" xmlns:w10="urn:schemas-microsoft-com:office:word" xmlns:w="http://schemas.openxmlformats.org/wordprocessingml/2006/main" xmlns:w14="http://schemas.microsoft.com/office/word/2010/wordml" xmlns:w15="http://schemas.microsoft.com/office/word/2012/wordml" xmlns:w16se="http://schemas.microsoft.com/office/word/2015/wordml/symex" xmlns:wpg="http://schemas.microsoft.com/office/word/2010/wordprocessingGroup" xmlns:wpi="http://schemas.microsoft.com/office/word/2010/wordprocessingInk" xmlns:wne="http://schemas.microsoft.com/office/word/2006/wordml" xmlns:wps="http://schemas.microsoft.com/office/word/2010/wordprocessingShape" mc:Ignorable="w14 w15 w16se wp14">
+<w:footnotes xmlns:wpc="http://schemas.microsoft.com/office/word/2010/wordprocessingCanvas" xmlns:cx="http://schemas.microsoft.com/office/drawing/2014/chartex" xmlns:cx1="http://schemas.microsoft.com/office/drawing/2015/9/8/chartex" xmlns:cx2="http://schemas.microsoft.com/office/drawing/2015/10/21/chartex" xmlns:cx3="http://schemas.microsoft.com/office/drawing/2016/5/9/chartex" xmlns:cx4="http://schemas.microsoft.com/office/drawing/2016/5/10/chartex" xmlns:cx5="http://schemas.microsoft.com/office/drawing/2016/5/11/chartex" xmlns:cx6="http://schemas.microsoft.com/office/drawing/2016/5/12/chartex" xmlns:cx7="http://schemas.microsoft.com/office/drawing/2016/5/13/chartex" xmlns:cx8="http://schemas.microsoft.com/office/drawing/2016/5/14/chartex" xmlns:mc="http://schemas.openxmlformats.org/markup-compatibility/2006" xmlns:aink="http://schemas.microsoft.com/office/drawing/2016/ink" xmlns:am3d="http://schemas.microsoft.com/office/drawing/2017/model3d" xmlns:o="urn:schemas-microsoft-com:office:office" xmlns:oel="http://schemas.microsoft.com/office/2019/extlst" xmlns:r="http://schemas.openxmlformats.org/officeDocument/2006/relationships" xmlns:m="http://schemas.openxmlformats.org/officeDocument/2006/math" xmlns:v="urn:schemas-microsoft-com:vml" xmlns:wp14="http://schemas.microsoft.com/office/word/2010/wordprocessingDrawing" xmlns:wp="http://schemas.openxmlformats.org/drawingml/2006/wordprocessingDrawing" xmlns:w10="urn:schemas-microsoft-com:office:word" xmlns:w="http://schemas.openxmlformats.org/wordprocessingml/2006/main" xmlns:w14="http://schemas.microsoft.com/office/word/2010/wordml" xmlns:w15="http://schemas.microsoft.com/office/word/2012/wordml" xmlns:w16cex="http://schemas.microsoft.com/office/word/2018/wordml/cex" xmlns:w16cid="http://schemas.microsoft.com/office/word/2016/wordml/cid" xmlns:w16="http://schemas.microsoft.com/office/word/2018/wordml" xmlns:w16du="http://schemas.microsoft.com/office/word/2023/wordml/word16du" xmlns:w16sdtdh="http://schemas.microsoft.com/office/word/2020/wordml/sdtdatahash" xmlns:w16sdtfl="http://schemas.microsoft.com/office/word/2024/wordml/sdtformatlock" xmlns:w16se="http://schemas.microsoft.com/office/word/2015/wordml/symex" xmlns:wpg="http://schemas.microsoft.com/office/word/2010/wordprocessingGroup" xmlns:wpi="http://schemas.microsoft.com/office/word/2010/wordprocessingInk" xmlns:wne="http://schemas.microsoft.com/office/word/2006/wordml" xmlns:wps="http://schemas.microsoft.com/office/word/2010/wordprocessingShape" mc:Ignorable="w14 w15 w16se w16cid w16 w16cex w16sdtdh w16sdtfl w16du wp14">
   <w:footnote w:type="separator" w:id="-1">
     <w:p>
       <w:pPr>
@@ -243,10 +637,21 @@
 </file>
 
 <file path=word/header1.xml><?xml version="1.0" encoding="utf-8"?>
-<w:hdr xmlns:wpc="http://schemas.microsoft.com/office/word/2010/wordprocessingCanvas" xmlns:cx="http://schemas.microsoft.com/office/drawing/2014/chartex" xmlns:mc="http://schemas.openxmlformats.org/markup-compatibility/2006" xmlns:o="urn:schemas-microsoft-com:office:office" xmlns:r="http://schemas.openxmlformats.org/officeDocument/2006/relationships" xmlns:m="http://schemas.openxmlformats.org/officeDocument/2006/math" xmlns:v="urn:schemas-microsoft-com:vml" xmlns:wp14="http://schemas.microsoft.com/office/word/2010/wordprocessingDrawing" xmlns:wp="http://schemas.openxmlformats.org/drawingml/2006/wordprocessingDrawing" xmlns:w10="urn:schemas-microsoft-com:office:word" xmlns:w="http://schemas.openxmlformats.org/wordprocessingml/2006/main" xmlns:w14="http://schemas.microsoft.com/office/word/2010/wordml" xmlns:w15="http://schemas.microsoft.com/office/word/2012/wordml" xmlns:w16se="http://schemas.microsoft.com/office/word/2015/wordml/symex" xmlns:wpg="http://schemas.microsoft.com/office/word/2010/wordprocessingGroup" xmlns:wpi="http://schemas.microsoft.com/office/word/2010/wordprocessingInk" xmlns:wne="http://schemas.microsoft.com/office/word/2006/wordml" xmlns:wps="http://schemas.microsoft.com/office/word/2010/wordprocessingShape" mc:Ignorable="w14 w15 w16se wp14">
+<w:hdr xmlns:wpc="http://schemas.microsoft.com/office/word/2010/wordprocessingCanvas" xmlns:cx="http://schemas.microsoft.com/office/drawing/2014/chartex" xmlns:cx1="http://schemas.microsoft.com/office/drawing/2015/9/8/chartex" xmlns:cx2="http://schemas.microsoft.com/office/drawing/2015/10/21/chartex" xmlns:cx3="http://schemas.microsoft.com/office/drawing/2016/5/9/chartex" xmlns:cx4="http://schemas.microsoft.com/office/drawing/2016/5/10/chartex" xmlns:cx5="http://schemas.microsoft.com/office/drawing/2016/5/11/chartex" xmlns:cx6="http://schemas.microsoft.com/office/drawing/2016/5/12/chartex" xmlns:cx7="http://schemas.microsoft.com/office/drawing/2016/5/13/chartex" xmlns:cx8="http://schemas.microsoft.com/office/drawing/2016/5/14/chartex" xmlns:mc="http://schemas.openxmlformats.org/markup-compatibility/2006" xmlns:aink="http://schemas.microsoft.com/office/drawing/2016/ink" xmlns:am3d="http://schemas.microsoft.com/office/drawing/2017/model3d" xmlns:o="urn:schemas-microsoft-com:office:office" xmlns:oel="http://schemas.microsoft.com/office/2019/extlst" xmlns:r="http://schemas.openxmlformats.org/officeDocument/2006/relationships" xmlns:m="http://schemas.openxmlformats.org/officeDocument/2006/math" xmlns:v="urn:schemas-microsoft-com:vml" xmlns:wp14="http://schemas.microsoft.com/office/word/2010/wordprocessingDrawing" xmlns:wp="http://schemas.openxmlformats.org/drawingml/2006/wordprocessingDrawing" xmlns:w10="urn:schemas-microsoft-com:office:word" xmlns:w="http://schemas.openxmlformats.org/wordprocessingml/2006/main" xmlns:w14="http://schemas.microsoft.com/office/word/2010/wordml" xmlns:w15="http://schemas.microsoft.com/office/word/2012/wordml" xmlns:w16cex="http://schemas.microsoft.com/office/word/2018/wordml/cex" xmlns:w16cid="http://schemas.microsoft.com/office/word/2016/wordml/cid" xmlns:w16="http://schemas.microsoft.com/office/word/2018/wordml" xmlns:w16du="http://schemas.microsoft.com/office/word/2023/wordml/word16du" xmlns:w16sdtdh="http://schemas.microsoft.com/office/word/2020/wordml/sdtdatahash" xmlns:w16sdtfl="http://schemas.microsoft.com/office/word/2024/wordml/sdtformatlock" xmlns:w16se="http://schemas.microsoft.com/office/word/2015/wordml/symex" xmlns:wpg="http://schemas.microsoft.com/office/word/2010/wordprocessingGroup" xmlns:wpi="http://schemas.microsoft.com/office/word/2010/wordprocessingInk" xmlns:wne="http://schemas.microsoft.com/office/word/2006/wordml" xmlns:wps="http://schemas.microsoft.com/office/word/2010/wordprocessingShape" mc:Ignorable="w14 w15 w16se w16cid w16 w16cex w16sdtdh w16sdtfl w16du wp14">
   <w:p>
     <w:pPr>
       <w:pStyle w:val="En-tte"/>
+    </w:pPr>
+  </w:p>
+</w:hdr>
+</file>
+
+<file path=word/header2.xml><?xml version="1.0" encoding="utf-8"?>
+<w:hdr xmlns:wpc="http://schemas.microsoft.com/office/word/2010/wordprocessingCanvas" xmlns:cx="http://schemas.microsoft.com/office/drawing/2014/chartex" xmlns:cx1="http://schemas.microsoft.com/office/drawing/2015/9/8/chartex" xmlns:cx2="http://schemas.microsoft.com/office/drawing/2015/10/21/chartex" xmlns:cx3="http://schemas.microsoft.com/office/drawing/2016/5/9/chartex" xmlns:cx4="http://schemas.microsoft.com/office/drawing/2016/5/10/chartex" xmlns:cx5="http://schemas.microsoft.com/office/drawing/2016/5/11/chartex" xmlns:cx6="http://schemas.microsoft.com/office/drawing/2016/5/12/chartex" xmlns:cx7="http://schemas.microsoft.com/office/drawing/2016/5/13/chartex" xmlns:cx8="http://schemas.microsoft.com/office/drawing/2016/5/14/chartex" xmlns:mc="http://schemas.openxmlformats.org/markup-compatibility/2006" xmlns:aink="http://schemas.microsoft.com/office/drawing/2016/ink" xmlns:am3d="http://schemas.microsoft.com/office/drawing/2017/model3d" xmlns:o="urn:schemas-microsoft-com:office:office" xmlns:oel="http://schemas.microsoft.com/office/2019/extlst" xmlns:r="http://schemas.openxmlformats.org/officeDocument/2006/relationships" xmlns:m="http://schemas.openxmlformats.org/officeDocument/2006/math" xmlns:v="urn:schemas-microsoft-com:vml" xmlns:wp14="http://schemas.microsoft.com/office/word/2010/wordprocessingDrawing" xmlns:wp="http://schemas.openxmlformats.org/drawingml/2006/wordprocessingDrawing" xmlns:w10="urn:schemas-microsoft-com:office:word" xmlns:w="http://schemas.openxmlformats.org/wordprocessingml/2006/main" xmlns:w14="http://schemas.microsoft.com/office/word/2010/wordml" xmlns:w15="http://schemas.microsoft.com/office/word/2012/wordml" xmlns:w16cex="http://schemas.microsoft.com/office/word/2018/wordml/cex" xmlns:w16cid="http://schemas.microsoft.com/office/word/2016/wordml/cid" xmlns:w16="http://schemas.microsoft.com/office/word/2018/wordml" xmlns:w16du="http://schemas.microsoft.com/office/word/2023/wordml/word16du" xmlns:w16sdtdh="http://schemas.microsoft.com/office/word/2020/wordml/sdtdatahash" xmlns:w16sdtfl="http://schemas.microsoft.com/office/word/2024/wordml/sdtformatlock" xmlns:w16se="http://schemas.microsoft.com/office/word/2015/wordml/symex" xmlns:wpg="http://schemas.microsoft.com/office/word/2010/wordprocessingGroup" xmlns:wpi="http://schemas.microsoft.com/office/word/2010/wordprocessingInk" xmlns:wne="http://schemas.microsoft.com/office/word/2006/wordml" xmlns:wps="http://schemas.microsoft.com/office/word/2010/wordprocessingShape" mc:Ignorable="w14 w15 w16se w16cid w16 w16cex w16sdtdh w16sdtfl w16du wp14">
+  <w:p>
+    <w:pPr>
+      <w:pStyle w:val="En-tte"/>
+      <w:jc w:val="center"/>
     </w:pPr>
     <w:r>
       <w:rPr>
@@ -255,18 +660,26 @@
         <w:lang w:eastAsia="fr-FR"/>
       </w:rPr>
       <w:drawing>
-        <wp:anchor distT="0" distB="0" distL="114300" distR="114300" simplePos="0" relativeHeight="251659264" behindDoc="1" locked="0" layoutInCell="1" allowOverlap="1" wp14:anchorId="46AFE44F" wp14:editId="64D680F1">
+        <wp:anchor distT="0" distB="0" distL="114300" distR="114300" simplePos="0" relativeHeight="251659264" behindDoc="1" locked="0" layoutInCell="1" allowOverlap="1" wp14:anchorId="09581D24" wp14:editId="1462A83A">
           <wp:simplePos x="0" y="0"/>
-          <wp:positionH relativeFrom="page">
-            <wp:align>left</wp:align>
+          <wp:positionH relativeFrom="column">
+            <wp:posOffset>-756920</wp:posOffset>
           </wp:positionH>
           <wp:positionV relativeFrom="paragraph">
             <wp:posOffset>-449580</wp:posOffset>
           </wp:positionV>
           <wp:extent cx="1774190" cy="1657985"/>
           <wp:effectExtent l="0" t="0" r="0" b="0"/>
-          <wp:wrapSquare wrapText="bothSides"/>
-          <wp:docPr id="2" name="Image 2"/>
+          <wp:wrapTight wrapText="bothSides">
+            <wp:wrapPolygon edited="0">
+              <wp:start x="0" y="0"/>
+              <wp:lineTo x="0" y="21344"/>
+              <wp:lineTo x="21337" y="21344"/>
+              <wp:lineTo x="21337" y="0"/>
+              <wp:lineTo x="0" y="0"/>
+            </wp:wrapPolygon>
+          </wp:wrapTight>
+          <wp:docPr id="1" name="Image 1"/>
           <wp:cNvGraphicFramePr>
             <a:graphicFrameLocks xmlns:a="http://schemas.openxmlformats.org/drawingml/2006/main" noChangeAspect="1"/>
           </wp:cNvGraphicFramePr>
@@ -323,8 +736,255 @@
 </w:hdr>
 </file>
 
+<file path=word/header3.xml><?xml version="1.0" encoding="utf-8"?>
+<w:hdr xmlns:wpc="http://schemas.microsoft.com/office/word/2010/wordprocessingCanvas" xmlns:cx="http://schemas.microsoft.com/office/drawing/2014/chartex" xmlns:cx1="http://schemas.microsoft.com/office/drawing/2015/9/8/chartex" xmlns:cx2="http://schemas.microsoft.com/office/drawing/2015/10/21/chartex" xmlns:cx3="http://schemas.microsoft.com/office/drawing/2016/5/9/chartex" xmlns:cx4="http://schemas.microsoft.com/office/drawing/2016/5/10/chartex" xmlns:cx5="http://schemas.microsoft.com/office/drawing/2016/5/11/chartex" xmlns:cx6="http://schemas.microsoft.com/office/drawing/2016/5/12/chartex" xmlns:cx7="http://schemas.microsoft.com/office/drawing/2016/5/13/chartex" xmlns:cx8="http://schemas.microsoft.com/office/drawing/2016/5/14/chartex" xmlns:mc="http://schemas.openxmlformats.org/markup-compatibility/2006" xmlns:aink="http://schemas.microsoft.com/office/drawing/2016/ink" xmlns:am3d="http://schemas.microsoft.com/office/drawing/2017/model3d" xmlns:o="urn:schemas-microsoft-com:office:office" xmlns:oel="http://schemas.microsoft.com/office/2019/extlst" xmlns:r="http://schemas.openxmlformats.org/officeDocument/2006/relationships" xmlns:m="http://schemas.openxmlformats.org/officeDocument/2006/math" xmlns:v="urn:schemas-microsoft-com:vml" xmlns:wp14="http://schemas.microsoft.com/office/word/2010/wordprocessingDrawing" xmlns:wp="http://schemas.openxmlformats.org/drawingml/2006/wordprocessingDrawing" xmlns:w10="urn:schemas-microsoft-com:office:word" xmlns:w="http://schemas.openxmlformats.org/wordprocessingml/2006/main" xmlns:w14="http://schemas.microsoft.com/office/word/2010/wordml" xmlns:w15="http://schemas.microsoft.com/office/word/2012/wordml" xmlns:w16cex="http://schemas.microsoft.com/office/word/2018/wordml/cex" xmlns:w16cid="http://schemas.microsoft.com/office/word/2016/wordml/cid" xmlns:w16="http://schemas.microsoft.com/office/word/2018/wordml" xmlns:w16du="http://schemas.microsoft.com/office/word/2023/wordml/word16du" xmlns:w16sdtdh="http://schemas.microsoft.com/office/word/2020/wordml/sdtdatahash" xmlns:w16sdtfl="http://schemas.microsoft.com/office/word/2024/wordml/sdtformatlock" xmlns:w16se="http://schemas.microsoft.com/office/word/2015/wordml/symex" xmlns:wpg="http://schemas.microsoft.com/office/word/2010/wordprocessingGroup" xmlns:wpi="http://schemas.microsoft.com/office/word/2010/wordprocessingInk" xmlns:wne="http://schemas.microsoft.com/office/word/2006/wordml" xmlns:wps="http://schemas.microsoft.com/office/word/2010/wordprocessingShape" mc:Ignorable="w14 w15 w16se w16cid w16 w16cex w16sdtdh w16sdtfl w16du wp14">
+  <w:p>
+    <w:pPr>
+      <w:pStyle w:val="En-tte"/>
+    </w:pPr>
+  </w:p>
+</w:hdr>
+</file>
+
+<file path=word/numbering.xml><?xml version="1.0" encoding="utf-8"?>
+<w:numbering xmlns:wpc="http://schemas.microsoft.com/office/word/2010/wordprocessingCanvas" xmlns:cx="http://schemas.microsoft.com/office/drawing/2014/chartex" xmlns:cx1="http://schemas.microsoft.com/office/drawing/2015/9/8/chartex" xmlns:cx2="http://schemas.microsoft.com/office/drawing/2015/10/21/chartex" xmlns:cx3="http://schemas.microsoft.com/office/drawing/2016/5/9/chartex" xmlns:cx4="http://schemas.microsoft.com/office/drawing/2016/5/10/chartex" xmlns:cx5="http://schemas.microsoft.com/office/drawing/2016/5/11/chartex" xmlns:cx6="http://schemas.microsoft.com/office/drawing/2016/5/12/chartex" xmlns:cx7="http://schemas.microsoft.com/office/drawing/2016/5/13/chartex" xmlns:cx8="http://schemas.microsoft.com/office/drawing/2016/5/14/chartex" xmlns:mc="http://schemas.openxmlformats.org/markup-compatibility/2006" xmlns:aink="http://schemas.microsoft.com/office/drawing/2016/ink" xmlns:am3d="http://schemas.microsoft.com/office/drawing/2017/model3d" xmlns:o="urn:schemas-microsoft-com:office:office" xmlns:oel="http://schemas.microsoft.com/office/2019/extlst" xmlns:r="http://schemas.openxmlformats.org/officeDocument/2006/relationships" xmlns:m="http://schemas.openxmlformats.org/officeDocument/2006/math" xmlns:v="urn:schemas-microsoft-com:vml" xmlns:wp14="http://schemas.microsoft.com/office/word/2010/wordprocessingDrawing" xmlns:wp="http://schemas.openxmlformats.org/drawingml/2006/wordprocessingDrawing" xmlns:w10="urn:schemas-microsoft-com:office:word" xmlns:w="http://schemas.openxmlformats.org/wordprocessingml/2006/main" xmlns:w14="http://schemas.microsoft.com/office/word/2010/wordml" xmlns:w15="http://schemas.microsoft.com/office/word/2012/wordml" xmlns:w16cex="http://schemas.microsoft.com/office/word/2018/wordml/cex" xmlns:w16cid="http://schemas.microsoft.com/office/word/2016/wordml/cid" xmlns:w16="http://schemas.microsoft.com/office/word/2018/wordml" xmlns:w16du="http://schemas.microsoft.com/office/word/2023/wordml/word16du" xmlns:w16sdtdh="http://schemas.microsoft.com/office/word/2020/wordml/sdtdatahash" xmlns:w16sdtfl="http://schemas.microsoft.com/office/word/2024/wordml/sdtformatlock" xmlns:w16se="http://schemas.microsoft.com/office/word/2015/wordml/symex" xmlns:wpg="http://schemas.microsoft.com/office/word/2010/wordprocessingGroup" xmlns:wpi="http://schemas.microsoft.com/office/word/2010/wordprocessingInk" xmlns:wne="http://schemas.microsoft.com/office/word/2006/wordml" xmlns:wps="http://schemas.microsoft.com/office/word/2010/wordprocessingShape" mc:Ignorable="w14 w15 w16se w16cid w16 w16cex w16sdtdh w16sdtfl w16du wp14">
+  <w:abstractNum w:abstractNumId="0" w15:restartNumberingAfterBreak="0">
+    <w:nsid w:val="67C656D8"/>
+    <w:multiLevelType w:val="multilevel"/>
+    <w:tmpl w:val="AF54BB94"/>
+    <w:lvl w:ilvl="0">
+      <w:start w:val="1"/>
+      <w:numFmt w:val="decimal"/>
+      <w:lvlText w:val="%1."/>
+      <w:lvlJc w:val="left"/>
+      <w:pPr>
+        <w:tabs>
+          <w:tab w:val="num" w:pos="720"/>
+        </w:tabs>
+        <w:ind w:left="720" w:hanging="360"/>
+      </w:pPr>
+    </w:lvl>
+    <w:lvl w:ilvl="1" w:tentative="1">
+      <w:start w:val="1"/>
+      <w:numFmt w:val="decimal"/>
+      <w:lvlText w:val="%2."/>
+      <w:lvlJc w:val="left"/>
+      <w:pPr>
+        <w:tabs>
+          <w:tab w:val="num" w:pos="1440"/>
+        </w:tabs>
+        <w:ind w:left="1440" w:hanging="360"/>
+      </w:pPr>
+    </w:lvl>
+    <w:lvl w:ilvl="2" w:tentative="1">
+      <w:start w:val="1"/>
+      <w:numFmt w:val="decimal"/>
+      <w:lvlText w:val="%3."/>
+      <w:lvlJc w:val="left"/>
+      <w:pPr>
+        <w:tabs>
+          <w:tab w:val="num" w:pos="2160"/>
+        </w:tabs>
+        <w:ind w:left="2160" w:hanging="360"/>
+      </w:pPr>
+    </w:lvl>
+    <w:lvl w:ilvl="3" w:tentative="1">
+      <w:start w:val="1"/>
+      <w:numFmt w:val="decimal"/>
+      <w:lvlText w:val="%4."/>
+      <w:lvlJc w:val="left"/>
+      <w:pPr>
+        <w:tabs>
+          <w:tab w:val="num" w:pos="2880"/>
+        </w:tabs>
+        <w:ind w:left="2880" w:hanging="360"/>
+      </w:pPr>
+    </w:lvl>
+    <w:lvl w:ilvl="4" w:tentative="1">
+      <w:start w:val="1"/>
+      <w:numFmt w:val="decimal"/>
+      <w:lvlText w:val="%5."/>
+      <w:lvlJc w:val="left"/>
+      <w:pPr>
+        <w:tabs>
+          <w:tab w:val="num" w:pos="3600"/>
+        </w:tabs>
+        <w:ind w:left="3600" w:hanging="360"/>
+      </w:pPr>
+    </w:lvl>
+    <w:lvl w:ilvl="5" w:tentative="1">
+      <w:start w:val="1"/>
+      <w:numFmt w:val="decimal"/>
+      <w:lvlText w:val="%6."/>
+      <w:lvlJc w:val="left"/>
+      <w:pPr>
+        <w:tabs>
+          <w:tab w:val="num" w:pos="4320"/>
+        </w:tabs>
+        <w:ind w:left="4320" w:hanging="360"/>
+      </w:pPr>
+    </w:lvl>
+    <w:lvl w:ilvl="6" w:tentative="1">
+      <w:start w:val="1"/>
+      <w:numFmt w:val="decimal"/>
+      <w:lvlText w:val="%7."/>
+      <w:lvlJc w:val="left"/>
+      <w:pPr>
+        <w:tabs>
+          <w:tab w:val="num" w:pos="5040"/>
+        </w:tabs>
+        <w:ind w:left="5040" w:hanging="360"/>
+      </w:pPr>
+    </w:lvl>
+    <w:lvl w:ilvl="7" w:tentative="1">
+      <w:start w:val="1"/>
+      <w:numFmt w:val="decimal"/>
+      <w:lvlText w:val="%8."/>
+      <w:lvlJc w:val="left"/>
+      <w:pPr>
+        <w:tabs>
+          <w:tab w:val="num" w:pos="5760"/>
+        </w:tabs>
+        <w:ind w:left="5760" w:hanging="360"/>
+      </w:pPr>
+    </w:lvl>
+    <w:lvl w:ilvl="8" w:tentative="1">
+      <w:start w:val="1"/>
+      <w:numFmt w:val="decimal"/>
+      <w:lvlText w:val="%9."/>
+      <w:lvlJc w:val="left"/>
+      <w:pPr>
+        <w:tabs>
+          <w:tab w:val="num" w:pos="6480"/>
+        </w:tabs>
+        <w:ind w:left="6480" w:hanging="360"/>
+      </w:pPr>
+    </w:lvl>
+  </w:abstractNum>
+  <w:abstractNum w:abstractNumId="1" w15:restartNumberingAfterBreak="0">
+    <w:nsid w:val="7CE3547A"/>
+    <w:multiLevelType w:val="multilevel"/>
+    <w:tmpl w:val="3210F820"/>
+    <w:lvl w:ilvl="0">
+      <w:start w:val="1"/>
+      <w:numFmt w:val="decimal"/>
+      <w:lvlText w:val="%1."/>
+      <w:lvlJc w:val="left"/>
+      <w:pPr>
+        <w:tabs>
+          <w:tab w:val="num" w:pos="720"/>
+        </w:tabs>
+        <w:ind w:left="720" w:hanging="360"/>
+      </w:pPr>
+    </w:lvl>
+    <w:lvl w:ilvl="1" w:tentative="1">
+      <w:start w:val="1"/>
+      <w:numFmt w:val="decimal"/>
+      <w:lvlText w:val="%2."/>
+      <w:lvlJc w:val="left"/>
+      <w:pPr>
+        <w:tabs>
+          <w:tab w:val="num" w:pos="1440"/>
+        </w:tabs>
+        <w:ind w:left="1440" w:hanging="360"/>
+      </w:pPr>
+    </w:lvl>
+    <w:lvl w:ilvl="2" w:tentative="1">
+      <w:start w:val="1"/>
+      <w:numFmt w:val="decimal"/>
+      <w:lvlText w:val="%3."/>
+      <w:lvlJc w:val="left"/>
+      <w:pPr>
+        <w:tabs>
+          <w:tab w:val="num" w:pos="2160"/>
+        </w:tabs>
+        <w:ind w:left="2160" w:hanging="360"/>
+      </w:pPr>
+    </w:lvl>
+    <w:lvl w:ilvl="3" w:tentative="1">
+      <w:start w:val="1"/>
+      <w:numFmt w:val="decimal"/>
+      <w:lvlText w:val="%4."/>
+      <w:lvlJc w:val="left"/>
+      <w:pPr>
+        <w:tabs>
+          <w:tab w:val="num" w:pos="2880"/>
+        </w:tabs>
+        <w:ind w:left="2880" w:hanging="360"/>
+      </w:pPr>
+    </w:lvl>
+    <w:lvl w:ilvl="4" w:tentative="1">
+      <w:start w:val="1"/>
+      <w:numFmt w:val="decimal"/>
+      <w:lvlText w:val="%5."/>
+      <w:lvlJc w:val="left"/>
+      <w:pPr>
+        <w:tabs>
+          <w:tab w:val="num" w:pos="3600"/>
+        </w:tabs>
+        <w:ind w:left="3600" w:hanging="360"/>
+      </w:pPr>
+    </w:lvl>
+    <w:lvl w:ilvl="5" w:tentative="1">
+      <w:start w:val="1"/>
+      <w:numFmt w:val="decimal"/>
+      <w:lvlText w:val="%6."/>
+      <w:lvlJc w:val="left"/>
+      <w:pPr>
+        <w:tabs>
+          <w:tab w:val="num" w:pos="4320"/>
+        </w:tabs>
+        <w:ind w:left="4320" w:hanging="360"/>
+      </w:pPr>
+    </w:lvl>
+    <w:lvl w:ilvl="6" w:tentative="1">
+      <w:start w:val="1"/>
+      <w:numFmt w:val="decimal"/>
+      <w:lvlText w:val="%7."/>
+      <w:lvlJc w:val="left"/>
+      <w:pPr>
+        <w:tabs>
+          <w:tab w:val="num" w:pos="5040"/>
+        </w:tabs>
+        <w:ind w:left="5040" w:hanging="360"/>
+      </w:pPr>
+    </w:lvl>
+    <w:lvl w:ilvl="7" w:tentative="1">
+      <w:start w:val="1"/>
+      <w:numFmt w:val="decimal"/>
+      <w:lvlText w:val="%8."/>
+      <w:lvlJc w:val="left"/>
+      <w:pPr>
+        <w:tabs>
+          <w:tab w:val="num" w:pos="5760"/>
+        </w:tabs>
+        <w:ind w:left="5760" w:hanging="360"/>
+      </w:pPr>
+    </w:lvl>
+    <w:lvl w:ilvl="8" w:tentative="1">
+      <w:start w:val="1"/>
+      <w:numFmt w:val="decimal"/>
+      <w:lvlText w:val="%9."/>
+      <w:lvlJc w:val="left"/>
+      <w:pPr>
+        <w:tabs>
+          <w:tab w:val="num" w:pos="6480"/>
+        </w:tabs>
+        <w:ind w:left="6480" w:hanging="360"/>
+      </w:pPr>
+    </w:lvl>
+  </w:abstractNum>
+  <w:num w:numId="1" w16cid:durableId="976647038">
+    <w:abstractNumId w:val="1"/>
+  </w:num>
+  <w:num w:numId="2" w16cid:durableId="1174608278">
+    <w:abstractNumId w:val="0"/>
+  </w:num>
+</w:numbering>
+</file>
+
 <file path=word/styles.xml><?xml version="1.0" encoding="utf-8"?>
-<w:styles xmlns:mc="http://schemas.openxmlformats.org/markup-compatibility/2006" xmlns:r="http://schemas.openxmlformats.org/officeDocument/2006/relationships" xmlns:w="http://schemas.openxmlformats.org/wordprocessingml/2006/main" xmlns:w14="http://schemas.microsoft.com/office/word/2010/wordml" xmlns:w15="http://schemas.microsoft.com/office/word/2012/wordml" xmlns:w16se="http://schemas.microsoft.com/office/word/2015/wordml/symex" mc:Ignorable="w14 w15 w16se">
+<w:styles xmlns:mc="http://schemas.openxmlformats.org/markup-compatibility/2006" xmlns:r="http://schemas.openxmlformats.org/officeDocument/2006/relationships" xmlns:w="http://schemas.openxmlformats.org/wordprocessingml/2006/main" xmlns:w14="http://schemas.microsoft.com/office/word/2010/wordml" xmlns:w15="http://schemas.microsoft.com/office/word/2012/wordml" xmlns:w16cex="http://schemas.microsoft.com/office/word/2018/wordml/cex" xmlns:w16cid="http://schemas.microsoft.com/office/word/2016/wordml/cid" xmlns:w16="http://schemas.microsoft.com/office/word/2018/wordml" xmlns:w16du="http://schemas.microsoft.com/office/word/2023/wordml/word16du" xmlns:w16sdtdh="http://schemas.microsoft.com/office/word/2020/wordml/sdtdatahash" xmlns:w16sdtfl="http://schemas.microsoft.com/office/word/2024/wordml/sdtformatlock" xmlns:w16se="http://schemas.microsoft.com/office/word/2015/wordml/symex" mc:Ignorable="w14 w15 w16se w16cid w16 w16cex w16sdtdh w16sdtfl w16du">
   <w:docDefaults>
     <w:rPrDefault>
       <w:rPr>
@@ -340,7 +1000,7 @@
       </w:pPr>
     </w:pPrDefault>
   </w:docDefaults>
-  <w:latentStyles w:defLockedState="0" w:defUIPriority="99" w:defSemiHidden="0" w:defUnhideWhenUsed="0" w:defQFormat="0" w:count="371">
+  <w:latentStyles w:defLockedState="0" w:defUIPriority="99" w:defSemiHidden="0" w:defUnhideWhenUsed="0" w:defQFormat="0" w:count="376">
     <w:lsdException w:name="Normal" w:uiPriority="0" w:qFormat="1"/>
     <w:lsdException w:name="heading 1" w:uiPriority="9" w:qFormat="1"/>
     <w:lsdException w:name="heading 2" w:semiHidden="1" w:uiPriority="9" w:unhideWhenUsed="1" w:qFormat="1"/>
@@ -712,6 +1372,11 @@
     <w:lsdException w:name="List Table 5 Dark Accent 6" w:uiPriority="50"/>
     <w:lsdException w:name="List Table 6 Colorful Accent 6" w:uiPriority="51"/>
     <w:lsdException w:name="List Table 7 Colorful Accent 6" w:uiPriority="52"/>
+    <w:lsdException w:name="Mention" w:semiHidden="1" w:unhideWhenUsed="1"/>
+    <w:lsdException w:name="Smart Hyperlink" w:semiHidden="1" w:unhideWhenUsed="1"/>
+    <w:lsdException w:name="Hashtag" w:semiHidden="1" w:unhideWhenUsed="1"/>
+    <w:lsdException w:name="Unresolved Mention" w:semiHidden="1" w:unhideWhenUsed="1"/>
+    <w:lsdException w:name="Smart Link" w:semiHidden="1" w:unhideWhenUsed="1"/>
   </w:latentStyles>
   <w:style w:type="paragraph" w:default="1" w:styleId="Normal">
     <w:name w:val="Normal"/>
@@ -750,7 +1415,7 @@
     <w:link w:val="En-tteCar"/>
     <w:uiPriority w:val="99"/>
     <w:unhideWhenUsed/>
-    <w:rsid w:val="00693B0D"/>
+    <w:rsid w:val="00323130"/>
     <w:pPr>
       <w:tabs>
         <w:tab w:val="center" w:pos="4536"/>
@@ -764,7 +1429,7 @@
     <w:basedOn w:val="Policepardfaut"/>
     <w:link w:val="En-tte"/>
     <w:uiPriority w:val="99"/>
-    <w:rsid w:val="00693B0D"/>
+    <w:rsid w:val="00323130"/>
   </w:style>
   <w:style w:type="paragraph" w:styleId="Pieddepage">
     <w:name w:val="footer"/>
@@ -772,7 +1437,7 @@
     <w:link w:val="PieddepageCar"/>
     <w:uiPriority w:val="99"/>
     <w:unhideWhenUsed/>
-    <w:rsid w:val="00693B0D"/>
+    <w:rsid w:val="00323130"/>
     <w:pPr>
       <w:tabs>
         <w:tab w:val="center" w:pos="4536"/>
@@ -786,26 +1451,7 @@
     <w:basedOn w:val="Policepardfaut"/>
     <w:link w:val="Pieddepage"/>
     <w:uiPriority w:val="99"/>
-    <w:rsid w:val="00693B0D"/>
-  </w:style>
-  <w:style w:type="table" w:styleId="Grilledutableau">
-    <w:name w:val="Table Grid"/>
-    <w:basedOn w:val="TableauNormal"/>
-    <w:uiPriority w:val="39"/>
-    <w:rsid w:val="00693B0D"/>
-    <w:pPr>
-      <w:spacing w:after="0" w:line="240" w:lineRule="auto"/>
-    </w:pPr>
-    <w:tblPr>
-      <w:tblBorders>
-        <w:top w:val="single" w:sz="4" w:space="0" w:color="auto"/>
-        <w:left w:val="single" w:sz="4" w:space="0" w:color="auto"/>
-        <w:bottom w:val="single" w:sz="4" w:space="0" w:color="auto"/>
-        <w:right w:val="single" w:sz="4" w:space="0" w:color="auto"/>
-        <w:insideH w:val="single" w:sz="4" w:space="0" w:color="auto"/>
-        <w:insideV w:val="single" w:sz="4" w:space="0" w:color="auto"/>
-      </w:tblBorders>
-    </w:tblPr>
+    <w:rsid w:val="00323130"/>
   </w:style>
   <w:style w:type="paragraph" w:styleId="Textedebulles">
     <w:name w:val="Balloon Text"/>
@@ -814,7 +1460,7 @@
     <w:uiPriority w:val="99"/>
     <w:semiHidden/>
     <w:unhideWhenUsed/>
-    <w:rsid w:val="00D24641"/>
+    <w:rsid w:val="00E477A7"/>
     <w:pPr>
       <w:spacing w:after="0" w:line="240" w:lineRule="auto"/>
     </w:pPr>
@@ -830,12 +1476,21 @@
     <w:link w:val="Textedebulles"/>
     <w:uiPriority w:val="99"/>
     <w:semiHidden/>
-    <w:rsid w:val="00D24641"/>
+    <w:rsid w:val="00E477A7"/>
     <w:rPr>
       <w:rFonts w:ascii="Segoe UI" w:hAnsi="Segoe UI" w:cs="Segoe UI"/>
       <w:sz w:val="18"/>
       <w:szCs w:val="18"/>
     </w:rPr>
+  </w:style>
+  <w:style w:type="paragraph" w:styleId="Sansinterligne">
+    <w:name w:val="No Spacing"/>
+    <w:uiPriority w:val="1"/>
+    <w:qFormat/>
+    <w:rsid w:val="00003FD0"/>
+    <w:pPr>
+      <w:spacing w:after="0" w:line="240" w:lineRule="auto"/>
+    </w:pPr>
   </w:style>
 </w:styles>
 </file>
@@ -1099,4 +1754,16 @@
     </a:ext>
   </a:extLst>
 </a:theme>
+</file>
+
+<file path=customXml/item1.xml><?xml version="1.0" encoding="utf-8"?>
+<b:Sources xmlns:b="http://schemas.openxmlformats.org/officeDocument/2006/bibliography" xmlns="http://schemas.openxmlformats.org/officeDocument/2006/bibliography" SelectedStyle="\APASixthEditionOfficeOnline.xsl" StyleName="APA" Version="6"/>
+</file>
+
+<file path=customXml/itemProps1.xml><?xml version="1.0" encoding="utf-8"?>
+<ds:datastoreItem xmlns:ds="http://schemas.openxmlformats.org/officeDocument/2006/customXml" ds:itemID="{34012ADE-7B2B-4F2B-9B94-7B770DC076B2}">
+  <ds:schemaRefs>
+    <ds:schemaRef ds:uri="http://schemas.openxmlformats.org/officeDocument/2006/bibliography"/>
+  </ds:schemaRefs>
+</ds:datastoreItem>
 </file>